--- a/reports/Project Proposal_Adjusted_Hypothesis.docx
+++ b/reports/Project Proposal_Adjusted_Hypothesis.docx
@@ -14,14 +14,21 @@
         </w:rPr>
         <w:t xml:space="preserve"> </w:t>
       </w:r>
+    </w:p>
+    <w:p>
+      <w:pPr>
+        <w:spacing w:after="363" w:line="259" w:lineRule="auto"/>
+        <w:ind w:left="0" w:right="1411" w:firstLine="0"/>
+        <w:jc w:val="right"/>
+      </w:pPr>
       <w:r>
         <w:rPr>
           <w:noProof/>
         </w:rPr>
         <w:drawing>
-          <wp:inline distT="0" distB="0" distL="0" distR="0" wp14:anchorId="18F70689" wp14:editId="57C28438">
-            <wp:extent cx="3749040" cy="906780"/>
-            <wp:effectExtent l="0" t="0" r="3810" b="0"/>
+          <wp:inline distT="0" distB="0" distL="0" distR="0" wp14:anchorId="539D0B23" wp14:editId="631DF671">
+            <wp:extent cx="4161790" cy="1343771"/>
+            <wp:effectExtent l="0" t="0" r="0" b="0"/>
             <wp:docPr id="53" name="Picture 53"/>
             <wp:cNvGraphicFramePr/>
             <a:graphic xmlns:a="http://schemas.openxmlformats.org/drawingml/2006/main">
@@ -40,7 +47,7 @@
                   <pic:spPr>
                     <a:xfrm>
                       <a:off x="0" y="0"/>
-                      <a:ext cx="3749040" cy="906780"/>
+                      <a:ext cx="4197382" cy="1355263"/>
                     </a:xfrm>
                     <a:prstGeom prst="rect">
                       <a:avLst/>
@@ -55,13 +62,6 @@
     </w:p>
     <w:p>
       <w:pPr>
-        <w:spacing w:after="363" w:line="259" w:lineRule="auto"/>
-        <w:ind w:left="0" w:right="1411" w:firstLine="0"/>
-        <w:jc w:val="right"/>
-      </w:pPr>
-    </w:p>
-    <w:p>
-      <w:pPr>
         <w:spacing w:after="265" w:line="259" w:lineRule="auto"/>
         <w:ind w:left="79" w:right="0" w:firstLine="0"/>
         <w:jc w:val="center"/>
@@ -203,14 +203,7 @@
           <w:i/>
           <w:sz w:val="32"/>
         </w:rPr>
-        <w:t>Bruno</w:t>
-      </w:r>
-      <w:r>
-        <w:rPr>
-          <w:i/>
-          <w:sz w:val="32"/>
-        </w:rPr>
-        <w:t xml:space="preserve"> Mascarenhas da Silva </w:t>
+        <w:t xml:space="preserve">Bruno Mascarenhas da Silva </w:t>
       </w:r>
     </w:p>
     <w:p>
@@ -464,6 +457,8 @@
     <w:p>
       <w:pPr>
         <w:pStyle w:val="NoSpacing"/>
+        <w:spacing w:line="360" w:lineRule="auto"/>
+        <w:contextualSpacing/>
         <w:jc w:val="center"/>
         <w:rPr>
           <w:b/>
@@ -481,13 +476,82 @@
           <w:szCs w:val="40"/>
           <w:lang w:val="en-CA"/>
         </w:rPr>
-        <w:lastRenderedPageBreak/>
         <w:t>Introduction</w:t>
       </w:r>
     </w:p>
     <w:p>
       <w:pPr>
         <w:pStyle w:val="NoSpacing"/>
+        <w:spacing w:line="360" w:lineRule="auto"/>
+        <w:ind w:firstLine="0"/>
+        <w:contextualSpacing/>
+        <w:rPr>
+          <w:lang w:val="en-US"/>
+        </w:rPr>
+      </w:pPr>
+      <w:r>
+        <w:rPr>
+          <w:lang w:val="en-US"/>
+        </w:rPr>
+        <w:t>Our capstone project uses real machine sensor data to develop a predictive maintenance analytics system for industrial equipment. The primary objective is to demonstrate how advanced data analytics and machine learning techniques can identify potential machine failures before they occur.</w:t>
+      </w:r>
+    </w:p>
+    <w:p>
+      <w:pPr>
+        <w:pStyle w:val="NoSpacing"/>
+        <w:spacing w:line="360" w:lineRule="auto"/>
+        <w:ind w:firstLine="0"/>
+        <w:contextualSpacing/>
+        <w:rPr>
+          <w:lang w:val="en-US"/>
+        </w:rPr>
+      </w:pPr>
+      <w:r>
+        <w:rPr>
+          <w:lang w:val="en-US"/>
+        </w:rPr>
+        <w:t>Unexpected equipment failures remain a significant challenge in modern manufacturing environments, leading to production delays, increased operational costs, and safety risks. Traditional maintenance strategies often rely on reactive repairs or fixed maintenance schedules that do not reflect the true condition of machines.</w:t>
+      </w:r>
+    </w:p>
+    <w:p>
+      <w:pPr>
+        <w:pStyle w:val="NoSpacing"/>
+        <w:spacing w:line="360" w:lineRule="auto"/>
+        <w:ind w:firstLine="0"/>
+        <w:contextualSpacing/>
+        <w:rPr>
+          <w:lang w:val="en-US"/>
+        </w:rPr>
+      </w:pPr>
+      <w:r>
+        <w:rPr>
+          <w:lang w:val="en-US"/>
+        </w:rPr>
+        <w:t>This research simulates a real-world predictive maintenance framework by analyzing operational sensor data and developing predictive models that estimate failure risk. The project further incorporates ensemble learning, deep learning benchmarking, and model explainability techniques to support transparent and data-driven maintenance decisions. The work aligns strongly with Industry 4.0 principles, where intelligent, connected, and data-driven systems are transforming industrial operations.</w:t>
+      </w:r>
+    </w:p>
+    <w:p>
+      <w:pPr>
+        <w:pStyle w:val="NoSpacing"/>
+        <w:spacing w:line="360" w:lineRule="auto"/>
+        <w:ind w:firstLine="698"/>
+        <w:contextualSpacing/>
+        <w:rPr>
+          <w:lang w:val="en-CA"/>
+        </w:rPr>
+      </w:pPr>
+      <w:r>
+        <w:rPr>
+          <w:lang w:val="en-CA"/>
+        </w:rPr>
+        <w:t xml:space="preserve"> </w:t>
+      </w:r>
+    </w:p>
+    <w:p>
+      <w:pPr>
+        <w:spacing w:after="509" w:line="360" w:lineRule="auto"/>
+        <w:ind w:left="-5" w:right="50"/>
+        <w:contextualSpacing/>
         <w:jc w:val="center"/>
         <w:rPr>
           <w:b/>
@@ -497,11 +561,7 @@
           <w:lang w:val="en-CA"/>
         </w:rPr>
       </w:pPr>
-    </w:p>
-    <w:p>
-      <w:pPr>
-        <w:pStyle w:val="NoSpacing"/>
-        <w:jc w:val="center"/>
+      <w:r>
         <w:rPr>
           <w:b/>
           <w:bCs/>
@@ -509,45 +569,62 @@
           <w:szCs w:val="40"/>
           <w:lang w:val="en-CA"/>
         </w:rPr>
-      </w:pPr>
-    </w:p>
-    <w:p>
-      <w:pPr>
-        <w:pStyle w:val="NoSpacing"/>
-        <w:spacing w:line="480" w:lineRule="auto"/>
-        <w:ind w:firstLine="698"/>
-        <w:rPr>
-          <w:lang w:val="en-CA"/>
-        </w:rPr>
-      </w:pPr>
-      <w:r>
-        <w:rPr>
-          <w:lang w:val="en-CA"/>
-        </w:rPr>
-        <w:t xml:space="preserve">Our capstone project uses real machine sensor data from a worldwide context to use data analytics in the manufacturing and industrial equipment sector. This project's main goal is to show how predictive analytics may be used to spot possible machine breakdowns before they happen. Unexpected breakdowns are a major problem for contemporary companies since they can cause production delays, financial losses and safety hazards in many manufacturing settings. </w:t>
-      </w:r>
-    </w:p>
-    <w:p>
-      <w:pPr>
-        <w:pStyle w:val="NoSpacing"/>
-        <w:spacing w:line="480" w:lineRule="auto"/>
-        <w:ind w:firstLine="698"/>
-        <w:rPr>
-          <w:lang w:val="en-CA"/>
-        </w:rPr>
-      </w:pPr>
-      <w:r>
-        <w:rPr>
-          <w:lang w:val="en-CA"/>
-        </w:rPr>
-        <w:t xml:space="preserve">This research mimics the operation of a real-world predictive maintenance system by examining operational and sensor-based data. It demonstrates how proactive and well-informed maintenance decisions may be supported by data-driven insights. With this strategy, businesses can increase overall operational performance, decrease downtime and make better use of their resources. The subject is particularly pertinent in the current industrial environment, as Industry 4.0 and smart manufacturing are transforming traditional operations by making them more data-driven, intelligent, and connected.   </w:t>
-      </w:r>
-    </w:p>
-    <w:p>
-      <w:pPr>
-        <w:spacing w:after="509"/>
+        <w:t>Problem Identification</w:t>
+      </w:r>
+    </w:p>
+    <w:p>
+      <w:pPr>
+        <w:spacing w:after="511" w:line="360" w:lineRule="auto"/>
         <w:ind w:left="-5" w:right="50"/>
-        <w:jc w:val="center"/>
+        <w:contextualSpacing/>
+        <w:rPr>
+          <w:lang w:val="en-US"/>
+        </w:rPr>
+      </w:pPr>
+      <w:r>
+        <w:rPr>
+          <w:lang w:val="en-US"/>
+        </w:rPr>
+        <w:t>In many industrial environments, maintenance decisions are still based on reactive responses or fixed service schedules rather than the actual operating condition of machines. Equipment is frequently serviced too early, too late, or only after a failure has occurred. This approach results in unnecessary maintenance costs, unexpected downtime, safety concerns, and inefficient resource allocation.</w:t>
+      </w:r>
+    </w:p>
+    <w:p>
+      <w:pPr>
+        <w:spacing w:after="511" w:line="360" w:lineRule="auto"/>
+        <w:ind w:left="-5" w:right="50"/>
+        <w:contextualSpacing/>
+        <w:rPr>
+          <w:lang w:val="en-US"/>
+        </w:rPr>
+      </w:pPr>
+      <w:r>
+        <w:rPr>
+          <w:lang w:val="en-US"/>
+        </w:rPr>
+        <w:t>A key challenge for organizations is the lack of reliable predictive tools that can detect early warning signals of machine failure under class-imbalanced conditions. Because actual failures are relatively rare events, traditional models often struggle to accurately identify high-risk machines, leading to missed failures that can be operationally costly.</w:t>
+      </w:r>
+    </w:p>
+    <w:p>
+      <w:pPr>
+        <w:spacing w:after="511" w:line="360" w:lineRule="auto"/>
+        <w:ind w:left="-5" w:right="50"/>
+        <w:contextualSpacing/>
+        <w:rPr>
+          <w:lang w:val="en-US"/>
+        </w:rPr>
+      </w:pPr>
+      <w:r>
+        <w:rPr>
+          <w:lang w:val="en-US"/>
+        </w:rPr>
+        <w:t>Furthermore, many predictive systems operate as black boxes, providing risk scores without explaining the underlying drivers of failure. This lack of interpretability reduces trust among maintenance engineers and limits real-world adoption.</w:t>
+      </w:r>
+    </w:p>
+    <w:p>
+      <w:pPr>
+        <w:spacing w:after="160" w:line="278" w:lineRule="auto"/>
+        <w:ind w:left="0" w:right="0" w:firstLine="0"/>
+        <w:jc w:val="left"/>
         <w:rPr>
           <w:b/>
           <w:bCs/>
@@ -564,51 +641,14 @@
           <w:szCs w:val="40"/>
           <w:lang w:val="en-CA"/>
         </w:rPr>
-        <w:t>Problem Identification</w:t>
-      </w:r>
-    </w:p>
-    <w:p>
-      <w:pPr>
-        <w:spacing w:after="509"/>
+        <w:br w:type="page"/>
+      </w:r>
+    </w:p>
+    <w:p>
+      <w:pPr>
+        <w:spacing w:after="511" w:line="360" w:lineRule="auto"/>
         <w:ind w:left="-5" w:right="50"/>
-        <w:jc w:val="center"/>
-        <w:rPr>
-          <w:lang w:val="en-CA"/>
-        </w:rPr>
-      </w:pPr>
-      <w:r>
-        <w:rPr>
-          <w:lang w:val="en-CA"/>
-        </w:rPr>
-        <w:t xml:space="preserve">In many industrial environments, maintenance decisions are still based on reactive responses or fixed service schedules rather than the actual operating condition of machines. Equipment is often serviced too early, too late or only after a failure has already occurred. This approach leads to unnecessary maintenance costs, unexpected downtime, safety risks and disruptions to production processes. </w:t>
-      </w:r>
-    </w:p>
-    <w:p>
-      <w:pPr>
-        <w:spacing w:after="511"/>
-        <w:ind w:left="-5" w:right="50" w:firstLine="713"/>
-        <w:rPr>
-          <w:lang w:val="en-CA"/>
-        </w:rPr>
-      </w:pPr>
-      <w:r>
-        <w:rPr>
-          <w:lang w:val="en-CA"/>
-        </w:rPr>
-        <w:t xml:space="preserve">A major challenge faced by organizations is the lack of data-driven tools that can detect early warning signs of machine failure. Without predictive insights, maintenance teams struggle to </w:t>
-      </w:r>
-      <w:r>
-        <w:rPr>
-          <w:lang w:val="en-CA"/>
-        </w:rPr>
-        <w:lastRenderedPageBreak/>
-        <w:t xml:space="preserve">prioritize critical machines, anticipate high-risk operating conditions, and allocate resources efficiently. As a result, operations managers and plant supervisors must make maintenance decisions under uncertainty, balancing cost, performance and safety with limited actionable information. </w:t>
-      </w:r>
-    </w:p>
-    <w:p>
-      <w:pPr>
-        <w:spacing w:after="511"/>
-        <w:ind w:left="-5" w:right="50"/>
+        <w:contextualSpacing/>
         <w:jc w:val="center"/>
         <w:rPr>
           <w:b/>
@@ -626,42 +666,169 @@
           <w:szCs w:val="40"/>
           <w:lang w:val="en-CA"/>
         </w:rPr>
+        <w:lastRenderedPageBreak/>
         <w:t>Aim of Investigation</w:t>
       </w:r>
     </w:p>
     <w:p>
       <w:pPr>
-        <w:ind w:left="-5" w:right="50" w:firstLine="713"/>
-        <w:rPr>
-          <w:lang w:val="en-CA"/>
-        </w:rPr>
-      </w:pPr>
-      <w:r>
-        <w:rPr>
-          <w:lang w:val="en-CA"/>
-        </w:rPr>
-        <w:t xml:space="preserve">The aim of this investigation is to develop and evaluate predictive analytics models that estimate the likelihood of machine failure using operational and sensor-based data. Specifically, the study seeks to identify which sensor variables significantly influence failure risk and to compare the predictive performance of logistic regression and tree-based machine learning models. </w:t>
-      </w:r>
-    </w:p>
-    <w:p>
-      <w:pPr>
-        <w:ind w:left="-5" w:right="50" w:firstLine="713"/>
-        <w:rPr>
-          <w:lang w:val="en-CA"/>
-        </w:rPr>
-      </w:pPr>
-      <w:r>
-        <w:rPr>
-          <w:lang w:val="en-CA"/>
-        </w:rPr>
-        <w:t xml:space="preserve">By quantifying failure probability and highlighting key risk factors, this research intends to support data-driven maintenance decision-making. The findings are expected to demonstrate how predictive maintenance analytics can help organizations move from reactive maintenance strategies toward proactive and condition-based maintenance planning. </w:t>
-      </w:r>
-    </w:p>
-    <w:p>
-      <w:pPr>
-        <w:spacing w:after="404" w:line="265" w:lineRule="auto"/>
+        <w:spacing w:after="404" w:line="360" w:lineRule="auto"/>
         <w:ind w:right="0"/>
-        <w:jc w:val="left"/>
+        <w:contextualSpacing/>
+        <w:rPr>
+          <w:lang w:val="en-US"/>
+        </w:rPr>
+      </w:pPr>
+      <w:r>
+        <w:rPr>
+          <w:lang w:val="en-US"/>
+        </w:rPr>
+        <w:t>The aim of this investigation is to develop and evaluate predictive maintenance models that estimate the probability of machine failure using operational and sensor-based data from the AI4I 2020 dataset.</w:t>
+      </w:r>
+    </w:p>
+    <w:p>
+      <w:pPr>
+        <w:spacing w:after="404" w:line="360" w:lineRule="auto"/>
+        <w:ind w:right="0"/>
+        <w:contextualSpacing/>
+        <w:rPr>
+          <w:lang w:val="en-US"/>
+        </w:rPr>
+      </w:pPr>
+      <w:r>
+        <w:rPr>
+          <w:lang w:val="en-US"/>
+        </w:rPr>
+        <w:t>Specifically, this study aims to:</w:t>
+      </w:r>
+    </w:p>
+    <w:p>
+      <w:pPr>
+        <w:numPr>
+          <w:ilvl w:val="0"/>
+          <w:numId w:val="5"/>
+        </w:numPr>
+        <w:spacing w:after="404" w:line="360" w:lineRule="auto"/>
+        <w:ind w:right="0"/>
+        <w:contextualSpacing/>
+        <w:rPr>
+          <w:lang w:val="en-US"/>
+        </w:rPr>
+      </w:pPr>
+      <w:r>
+        <w:rPr>
+          <w:lang w:val="en-US"/>
+        </w:rPr>
+        <w:t>identify key sensor variables that influence machine failure risk</w:t>
+      </w:r>
+    </w:p>
+    <w:p>
+      <w:pPr>
+        <w:numPr>
+          <w:ilvl w:val="0"/>
+          <w:numId w:val="5"/>
+        </w:numPr>
+        <w:spacing w:after="404" w:line="360" w:lineRule="auto"/>
+        <w:ind w:right="0"/>
+        <w:contextualSpacing/>
+        <w:rPr>
+          <w:lang w:val="en-US"/>
+        </w:rPr>
+      </w:pPr>
+      <w:r>
+        <w:rPr>
+          <w:lang w:val="en-US"/>
+        </w:rPr>
+        <w:t>comparing</w:t>
+      </w:r>
+      <w:r>
+        <w:rPr>
+          <w:lang w:val="en-US"/>
+        </w:rPr>
+        <w:t xml:space="preserve"> baseline, ensemble, and deep learning models</w:t>
+      </w:r>
+    </w:p>
+    <w:p>
+      <w:pPr>
+        <w:numPr>
+          <w:ilvl w:val="0"/>
+          <w:numId w:val="5"/>
+        </w:numPr>
+        <w:spacing w:after="404" w:line="360" w:lineRule="auto"/>
+        <w:ind w:right="0"/>
+        <w:contextualSpacing/>
+        <w:rPr>
+          <w:lang w:val="en-US"/>
+        </w:rPr>
+      </w:pPr>
+      <w:r>
+        <w:rPr>
+          <w:lang w:val="en-US"/>
+        </w:rPr>
+        <w:t>optimize models under a safety-driven recall constraint</w:t>
+      </w:r>
+    </w:p>
+    <w:p>
+      <w:pPr>
+        <w:numPr>
+          <w:ilvl w:val="0"/>
+          <w:numId w:val="5"/>
+        </w:numPr>
+        <w:spacing w:after="404" w:line="360" w:lineRule="auto"/>
+        <w:ind w:right="0"/>
+        <w:contextualSpacing/>
+        <w:rPr>
+          <w:lang w:val="en-US"/>
+        </w:rPr>
+      </w:pPr>
+      <w:r>
+        <w:rPr>
+          <w:lang w:val="en-US"/>
+        </w:rPr>
+        <w:t>provide explainable predictions using SHAP</w:t>
+      </w:r>
+    </w:p>
+    <w:p>
+      <w:pPr>
+        <w:numPr>
+          <w:ilvl w:val="0"/>
+          <w:numId w:val="5"/>
+        </w:numPr>
+        <w:spacing w:after="404" w:line="360" w:lineRule="auto"/>
+        <w:ind w:right="0"/>
+        <w:contextualSpacing/>
+        <w:rPr>
+          <w:lang w:val="en-US"/>
+        </w:rPr>
+      </w:pPr>
+      <w:r>
+        <w:rPr>
+          <w:lang w:val="en-US"/>
+        </w:rPr>
+        <w:t>develop a production-ready predictive maintenance dashboard</w:t>
+      </w:r>
+    </w:p>
+    <w:p>
+      <w:pPr>
+        <w:spacing w:after="404" w:line="360" w:lineRule="auto"/>
+        <w:ind w:right="0"/>
+        <w:contextualSpacing/>
+        <w:rPr>
+          <w:lang w:val="en-US"/>
+        </w:rPr>
+      </w:pPr>
+      <w:r>
+        <w:rPr>
+          <w:lang w:val="en-US"/>
+        </w:rPr>
+        <w:t>The study emphasizes precision–recall performance due to the imbalanced nature of machine failures and prioritizes minimizing missed failures while maintaining acceptable false alarm rates.</w:t>
+      </w:r>
+    </w:p>
+    <w:p>
+      <w:pPr>
+        <w:spacing w:after="404" w:line="360" w:lineRule="auto"/>
+        <w:ind w:right="0"/>
+        <w:contextualSpacing/>
         <w:rPr>
           <w:b/>
           <w:lang w:val="en-CA"/>
@@ -670,119 +837,42 @@
     </w:p>
     <w:p>
       <w:pPr>
-        <w:spacing w:after="404" w:line="265" w:lineRule="auto"/>
+        <w:spacing w:after="404" w:line="360" w:lineRule="auto"/>
         <w:ind w:right="0"/>
-        <w:jc w:val="left"/>
+        <w:contextualSpacing/>
+        <w:rPr>
+          <w:lang w:val="en-CA"/>
+        </w:rPr>
+      </w:pPr>
+      <w:r>
         <w:rPr>
           <w:b/>
           <w:lang w:val="en-CA"/>
         </w:rPr>
-      </w:pPr>
-    </w:p>
-    <w:p>
-      <w:pPr>
-        <w:spacing w:after="404" w:line="265" w:lineRule="auto"/>
-        <w:ind w:right="0"/>
-        <w:jc w:val="left"/>
-        <w:rPr>
-          <w:b/>
-          <w:lang w:val="en-CA"/>
-        </w:rPr>
-      </w:pPr>
-    </w:p>
-    <w:p>
-      <w:pPr>
-        <w:spacing w:after="404" w:line="265" w:lineRule="auto"/>
-        <w:ind w:right="0"/>
-        <w:jc w:val="left"/>
-        <w:rPr>
-          <w:b/>
-          <w:lang w:val="en-CA"/>
-        </w:rPr>
-      </w:pPr>
-    </w:p>
-    <w:p>
-      <w:pPr>
-        <w:spacing w:after="404" w:line="265" w:lineRule="auto"/>
-        <w:ind w:right="0"/>
-        <w:jc w:val="left"/>
-        <w:rPr>
-          <w:b/>
-          <w:lang w:val="en-CA"/>
-        </w:rPr>
-      </w:pPr>
-    </w:p>
-    <w:p>
-      <w:pPr>
-        <w:spacing w:after="404" w:line="265" w:lineRule="auto"/>
-        <w:ind w:right="0"/>
-        <w:jc w:val="left"/>
-        <w:rPr>
-          <w:b/>
-          <w:lang w:val="en-CA"/>
-        </w:rPr>
-      </w:pPr>
-    </w:p>
-    <w:p>
-      <w:pPr>
-        <w:spacing w:after="404" w:line="265" w:lineRule="auto"/>
-        <w:ind w:right="0"/>
-        <w:jc w:val="left"/>
-        <w:rPr>
-          <w:b/>
-          <w:lang w:val="en-CA"/>
-        </w:rPr>
-      </w:pPr>
-    </w:p>
-    <w:p>
-      <w:pPr>
-        <w:spacing w:after="404" w:line="265" w:lineRule="auto"/>
-        <w:ind w:right="0"/>
-        <w:jc w:val="left"/>
-        <w:rPr>
-          <w:b/>
-          <w:lang w:val="en-CA"/>
-        </w:rPr>
-      </w:pPr>
-    </w:p>
-    <w:p>
-      <w:pPr>
-        <w:spacing w:after="404" w:line="265" w:lineRule="auto"/>
-        <w:ind w:right="0"/>
-        <w:jc w:val="left"/>
-        <w:rPr>
-          <w:lang w:val="en-CA"/>
-        </w:rPr>
-      </w:pPr>
-      <w:r>
-        <w:rPr>
-          <w:b/>
-          <w:lang w:val="en-CA"/>
-        </w:rPr>
         <w:t>RESEARCH QUESTION</w:t>
       </w:r>
     </w:p>
     <w:p>
       <w:pPr>
-        <w:spacing w:after="195"/>
+        <w:spacing w:after="0" w:line="360" w:lineRule="auto"/>
         <w:ind w:left="0" w:right="0" w:firstLine="0"/>
-        <w:jc w:val="left"/>
-        <w:rPr>
-          <w:lang w:val="en-CA"/>
-        </w:rPr>
-      </w:pPr>
-      <w:r>
-        <w:rPr>
-          <w:lang w:val="en-CA"/>
-        </w:rPr>
-        <w:t xml:space="preserve">Which operational and sensor-based variables significantly influence machine failure, and do tree-based machine learning models outperform logistic regression in predicting machine failure using the AI4I 2020 dataset? </w:t>
-      </w:r>
-    </w:p>
-    <w:p>
-      <w:pPr>
-        <w:spacing w:after="0" w:line="259" w:lineRule="auto"/>
+        <w:contextualSpacing/>
+        <w:rPr>
+          <w:lang w:val="en-CA"/>
+        </w:rPr>
+      </w:pPr>
+      <w:r>
+        <w:rPr>
+          <w:lang w:val="en-CA"/>
+        </w:rPr>
+        <w:t>Which machine learning approach provides the best precision–recall trade-off for predicting machine failure under class imbalance, and which sensor variables most strongly drive failure risk in the AI4I 2020 dataset?</w:t>
+      </w:r>
+    </w:p>
+    <w:p>
+      <w:pPr>
+        <w:spacing w:after="0" w:line="360" w:lineRule="auto"/>
         <w:ind w:left="0" w:right="0" w:firstLine="0"/>
-        <w:jc w:val="left"/>
+        <w:contextualSpacing/>
         <w:rPr>
           <w:lang w:val="en-CA"/>
         </w:rPr>
@@ -805,394 +895,206 @@
     </w:p>
     <w:p>
       <w:pPr>
-        <w:spacing w:after="0" w:line="480" w:lineRule="auto"/>
+        <w:spacing w:after="0" w:line="360" w:lineRule="auto"/>
         <w:ind w:left="0" w:right="0" w:firstLine="0"/>
+        <w:contextualSpacing/>
+        <w:rPr>
+          <w:b/>
+          <w:bCs/>
+        </w:rPr>
+      </w:pPr>
+      <w:r>
+        <w:rPr>
+          <w:b/>
+          <w:bCs/>
+        </w:rPr>
+        <w:t>Temperature and Load Interaction</w:t>
+      </w:r>
+    </w:p>
+    <w:p>
+      <w:pPr>
+        <w:spacing w:after="0" w:line="360" w:lineRule="auto"/>
+        <w:ind w:left="0" w:right="0" w:firstLine="0"/>
+        <w:contextualSpacing/>
+        <w:rPr>
+          <w:lang w:val="en-CA"/>
+        </w:rPr>
+      </w:pPr>
+      <w:r>
+        <w:rPr>
+          <w:lang w:val="en-CA"/>
+        </w:rPr>
+        <w:t>H1: There is a significant probability of failure due to heat dissipation (HDF) when the difference between process temperature and air temperature falls below a critical threshold under high load conditions.</w:t>
+      </w:r>
+    </w:p>
+    <w:p>
+      <w:pPr>
+        <w:spacing w:after="0" w:line="360" w:lineRule="auto"/>
+        <w:ind w:left="0" w:right="0" w:firstLine="0"/>
+        <w:contextualSpacing/>
+        <w:rPr>
+          <w:lang w:val="en-CA"/>
+        </w:rPr>
+      </w:pPr>
+      <w:r>
+        <w:rPr>
+          <w:lang w:val="en-CA"/>
+        </w:rPr>
+        <w:t>H0: The difference between process and air temperature has no significant effect on the probability of heat dissipation failure.</w:t>
+      </w:r>
+    </w:p>
+    <w:p>
+      <w:pPr>
+        <w:spacing w:after="0" w:line="360" w:lineRule="auto"/>
+        <w:ind w:left="0" w:right="0" w:firstLine="0"/>
+        <w:contextualSpacing/>
+        <w:rPr>
+          <w:lang w:val="en-CA"/>
+        </w:rPr>
+      </w:pPr>
+    </w:p>
+    <w:p>
+      <w:pPr>
+        <w:spacing w:after="0" w:line="360" w:lineRule="auto"/>
+        <w:ind w:left="0" w:right="0" w:firstLine="0"/>
+        <w:contextualSpacing/>
+        <w:rPr>
+          <w:b/>
+          <w:bCs/>
+          <w:lang w:val="en-CA"/>
+        </w:rPr>
+      </w:pPr>
+      <w:r>
+        <w:rPr>
+          <w:b/>
+          <w:bCs/>
+          <w:lang w:val="en-CA"/>
+        </w:rPr>
+        <w:t>Sensor Association</w:t>
+      </w:r>
+    </w:p>
+    <w:p>
+      <w:pPr>
+        <w:spacing w:after="0" w:line="360" w:lineRule="auto"/>
+        <w:ind w:right="0"/>
+        <w:contextualSpacing/>
+        <w:rPr>
+          <w:lang w:val="en-CA"/>
+        </w:rPr>
+      </w:pPr>
+      <w:r>
+        <w:rPr>
+          <w:lang w:val="en-CA"/>
+        </w:rPr>
+        <w:t>H1: Variables related to temperature, torque, rotational speed, and tool wear are significantly associated with machine failure occurrence.</w:t>
+      </w:r>
+    </w:p>
+    <w:p>
+      <w:pPr>
+        <w:spacing w:after="0" w:line="360" w:lineRule="auto"/>
+        <w:ind w:right="0"/>
+        <w:contextualSpacing/>
+        <w:rPr>
+          <w:lang w:val="en-CA"/>
+        </w:rPr>
+      </w:pPr>
+      <w:r>
+        <w:rPr>
+          <w:lang w:val="en-CA"/>
+        </w:rPr>
+        <w:t>H0: These operational variables have no significant association with machine failure.</w:t>
+      </w:r>
+    </w:p>
+    <w:p>
+      <w:pPr>
+        <w:spacing w:after="0" w:line="360" w:lineRule="auto"/>
+        <w:ind w:left="0" w:right="0" w:firstLine="0"/>
+        <w:contextualSpacing/>
         <w:rPr>
           <w:b/>
           <w:bCs/>
           <w:sz w:val="27"/>
           <w:szCs w:val="27"/>
-        </w:rPr>
-      </w:pPr>
-      <w:proofErr w:type="spellStart"/>
-      <w:r>
+          <w:lang w:val="en-CA"/>
+        </w:rPr>
+      </w:pPr>
+    </w:p>
+    <w:p>
+      <w:pPr>
+        <w:spacing w:after="160" w:line="278" w:lineRule="auto"/>
+        <w:ind w:left="0" w:right="0" w:firstLine="0"/>
+        <w:jc w:val="left"/>
         <w:rPr>
           <w:b/>
           <w:bCs/>
           <w:sz w:val="27"/>
           <w:szCs w:val="27"/>
-        </w:rPr>
-        <w:t>Temperature</w:t>
-      </w:r>
-      <w:proofErr w:type="spellEnd"/>
+          <w:lang w:val="en-CA"/>
+        </w:rPr>
+      </w:pPr>
       <w:r>
         <w:rPr>
           <w:b/>
           <w:bCs/>
           <w:sz w:val="27"/>
           <w:szCs w:val="27"/>
-        </w:rPr>
-        <w:t xml:space="preserve"> </w:t>
-      </w:r>
-      <w:proofErr w:type="spellStart"/>
-      <w:r>
+          <w:lang w:val="en-CA"/>
+        </w:rPr>
+        <w:br w:type="page"/>
+      </w:r>
+    </w:p>
+    <w:p>
+      <w:pPr>
+        <w:spacing w:after="0" w:line="360" w:lineRule="auto"/>
+        <w:ind w:left="0" w:right="0" w:firstLine="0"/>
+        <w:contextualSpacing/>
         <w:rPr>
           <w:b/>
           <w:bCs/>
-          <w:sz w:val="27"/>
-          <w:szCs w:val="27"/>
-        </w:rPr>
-        <w:t>and</w:t>
-      </w:r>
-      <w:proofErr w:type="spellEnd"/>
+          <w:lang w:val="en-CA"/>
+        </w:rPr>
+      </w:pPr>
       <w:r>
         <w:rPr>
           <w:b/>
           <w:bCs/>
-          <w:sz w:val="27"/>
-          <w:szCs w:val="27"/>
-        </w:rPr>
-        <w:t xml:space="preserve"> </w:t>
-      </w:r>
-      <w:proofErr w:type="spellStart"/>
-      <w:r>
-        <w:rPr>
-          <w:b/>
-          <w:bCs/>
-          <w:sz w:val="27"/>
-          <w:szCs w:val="27"/>
-        </w:rPr>
-        <w:t>Load</w:t>
-      </w:r>
-      <w:proofErr w:type="spellEnd"/>
-      <w:r>
-        <w:rPr>
-          <w:b/>
-          <w:bCs/>
-          <w:sz w:val="27"/>
-          <w:szCs w:val="27"/>
-        </w:rPr>
-        <w:t xml:space="preserve"> </w:t>
-      </w:r>
-      <w:proofErr w:type="spellStart"/>
-      <w:r>
-        <w:rPr>
-          <w:b/>
-          <w:bCs/>
-          <w:sz w:val="27"/>
-          <w:szCs w:val="27"/>
-        </w:rPr>
-        <w:t>Interaction</w:t>
-      </w:r>
-      <w:proofErr w:type="spellEnd"/>
-    </w:p>
-    <w:p>
-      <w:pPr>
-        <w:spacing w:after="0" w:line="480" w:lineRule="auto"/>
+          <w:lang w:val="en-CA"/>
+        </w:rPr>
+        <w:lastRenderedPageBreak/>
+        <w:t>Model Performance</w:t>
+      </w:r>
+    </w:p>
+    <w:p>
+      <w:pPr>
+        <w:spacing w:after="0" w:line="360" w:lineRule="auto"/>
         <w:ind w:left="0" w:right="0" w:firstLine="0"/>
-        <w:rPr>
-          <w:b/>
-          <w:bCs/>
-          <w:sz w:val="27"/>
-          <w:szCs w:val="27"/>
-        </w:rPr>
-      </w:pPr>
-    </w:p>
-    <w:p>
-      <w:pPr>
-        <w:spacing w:after="0" w:line="480" w:lineRule="auto"/>
-        <w:ind w:left="720" w:right="0" w:firstLine="0"/>
-        <w:rPr>
-          <w:lang w:val="en-CA"/>
-        </w:rPr>
-      </w:pPr>
-      <w:r>
-        <w:rPr>
-          <w:b/>
-          <w:bCs/>
-          <w:lang w:val="en-CA"/>
-        </w:rPr>
-        <w:t>H1</w:t>
-      </w:r>
-      <w:r>
-        <w:rPr>
-          <w:b/>
-          <w:bCs/>
-          <w:lang w:val="en-CA"/>
-        </w:rPr>
-        <w:t>:</w:t>
-      </w:r>
-      <w:r>
-        <w:rPr>
-          <w:lang w:val="en-CA"/>
-        </w:rPr>
-        <w:t xml:space="preserve"> There is a significant probability of failure due to </w:t>
-      </w:r>
-      <w:r>
-        <w:rPr>
-          <w:b/>
-          <w:bCs/>
-          <w:lang w:val="en-CA"/>
-        </w:rPr>
-        <w:t>heat dissipation (HDF)</w:t>
-      </w:r>
-      <w:r>
-        <w:rPr>
-          <w:lang w:val="en-CA"/>
-        </w:rPr>
-        <w:t xml:space="preserve"> when the difference between the process temperature and the air temperature is below a critical threshold, especially under high load conditions.</w:t>
-      </w:r>
-    </w:p>
-    <w:p>
-      <w:pPr>
-        <w:spacing w:after="0" w:line="480" w:lineRule="auto"/>
-        <w:ind w:left="720" w:right="0" w:firstLine="0"/>
-        <w:rPr>
-          <w:lang w:val="en-CA"/>
-        </w:rPr>
-      </w:pPr>
-      <w:r>
-        <w:rPr>
-          <w:b/>
-          <w:bCs/>
-          <w:lang w:val="en-CA"/>
-        </w:rPr>
-        <w:t>H0</w:t>
-      </w:r>
-      <w:r>
-        <w:rPr>
-          <w:b/>
-          <w:bCs/>
-          <w:lang w:val="en-CA"/>
-        </w:rPr>
-        <w:t>:</w:t>
-      </w:r>
-      <w:r>
-        <w:rPr>
-          <w:lang w:val="en-CA"/>
-        </w:rPr>
-        <w:t xml:space="preserve"> The difference between process and air temperature, regardless of load, has no significant effect on the probability of failure due to heat dissipation.</w:t>
-      </w:r>
-    </w:p>
-    <w:p>
-      <w:pPr>
-        <w:spacing w:after="0" w:line="480" w:lineRule="auto"/>
+        <w:contextualSpacing/>
+        <w:rPr>
+          <w:lang w:val="en-CA"/>
+        </w:rPr>
+      </w:pPr>
+      <w:r>
+        <w:rPr>
+          <w:lang w:val="en-CA"/>
+        </w:rPr>
+        <w:t>H1: Ensemble learning models (e.g., Soft Voting) achieve superior precision–recall performance compared to logistic regression and deep learning models for predicting machine failure.</w:t>
+      </w:r>
+    </w:p>
+    <w:p>
+      <w:pPr>
+        <w:spacing w:after="0" w:line="360" w:lineRule="auto"/>
         <w:ind w:left="0" w:right="0" w:firstLine="0"/>
-        <w:rPr>
-          <w:b/>
-          <w:bCs/>
-          <w:lang w:val="en-CA"/>
-        </w:rPr>
-      </w:pPr>
-    </w:p>
-    <w:p>
-      <w:pPr>
-        <w:spacing w:after="0" w:line="480" w:lineRule="auto"/>
-        <w:ind w:left="0" w:right="0" w:firstLine="0"/>
-        <w:rPr>
-          <w:b/>
-          <w:bCs/>
-          <w:sz w:val="27"/>
-          <w:szCs w:val="27"/>
-          <w:lang w:val="en-CA"/>
-        </w:rPr>
-      </w:pPr>
-      <w:r>
-        <w:rPr>
-          <w:b/>
-          <w:bCs/>
-          <w:sz w:val="27"/>
-          <w:szCs w:val="27"/>
-          <w:lang w:val="en-CA"/>
-        </w:rPr>
-        <w:t>Sensor Association</w:t>
-      </w:r>
-    </w:p>
-    <w:p>
-      <w:pPr>
-        <w:spacing w:after="0" w:line="480" w:lineRule="auto"/>
-        <w:ind w:left="0" w:right="0" w:firstLine="0"/>
-        <w:rPr>
-          <w:b/>
-          <w:bCs/>
-          <w:sz w:val="27"/>
-          <w:szCs w:val="27"/>
-          <w:lang w:val="en-CA"/>
-        </w:rPr>
-      </w:pPr>
-    </w:p>
-    <w:p>
-      <w:pPr>
-        <w:spacing w:after="0" w:line="480" w:lineRule="auto"/>
-        <w:ind w:left="720" w:right="0" w:firstLine="0"/>
-        <w:rPr>
-          <w:lang w:val="en-CA"/>
-        </w:rPr>
-      </w:pPr>
-      <w:r>
-        <w:rPr>
-          <w:b/>
-          <w:bCs/>
-          <w:lang w:val="en-CA"/>
-        </w:rPr>
-        <w:t>H1:</w:t>
-      </w:r>
-      <w:r>
-        <w:rPr>
-          <w:lang w:val="en-CA"/>
-        </w:rPr>
-        <w:t xml:space="preserve"> Variables related to temperature, torque, rotational speed, and tool wear are </w:t>
-      </w:r>
-      <w:r>
-        <w:rPr>
-          <w:b/>
-          <w:bCs/>
-          <w:lang w:val="en-CA"/>
-        </w:rPr>
-        <w:t>strongly associated</w:t>
-      </w:r>
-      <w:r>
-        <w:rPr>
-          <w:lang w:val="en-CA"/>
-        </w:rPr>
-        <w:t xml:space="preserve"> with failure occurrence.</w:t>
-      </w:r>
-    </w:p>
-    <w:p>
-      <w:pPr>
-        <w:spacing w:after="0" w:line="480" w:lineRule="auto"/>
-        <w:ind w:left="720" w:right="0" w:firstLine="0"/>
-        <w:rPr>
-          <w:lang w:val="en-CA"/>
-        </w:rPr>
-      </w:pPr>
-      <w:r>
-        <w:rPr>
-          <w:b/>
-          <w:bCs/>
-          <w:lang w:val="en-CA"/>
-        </w:rPr>
-        <w:t>H0:</w:t>
-      </w:r>
-      <w:r>
-        <w:rPr>
-          <w:lang w:val="en-CA"/>
-        </w:rPr>
-        <w:t xml:space="preserve"> Variables related to temperature, torque, rotational speed, and tool wear have no significant association with machine failure.</w:t>
-      </w:r>
-    </w:p>
-    <w:p>
-      <w:pPr>
-        <w:spacing w:after="0" w:line="480" w:lineRule="auto"/>
-        <w:ind w:left="720" w:right="0" w:firstLine="0"/>
-        <w:rPr>
-          <w:lang w:val="en-CA"/>
-        </w:rPr>
-      </w:pPr>
-    </w:p>
-    <w:p>
-      <w:pPr>
-        <w:spacing w:after="0" w:line="480" w:lineRule="auto"/>
-        <w:ind w:left="0" w:right="0" w:firstLine="0"/>
-        <w:rPr>
-          <w:b/>
-          <w:bCs/>
-          <w:sz w:val="27"/>
-          <w:szCs w:val="27"/>
-          <w:lang w:val="en-CA"/>
-        </w:rPr>
-      </w:pPr>
-    </w:p>
-    <w:p>
-      <w:pPr>
-        <w:spacing w:after="0" w:line="480" w:lineRule="auto"/>
-        <w:ind w:left="0" w:right="0" w:firstLine="0"/>
-        <w:rPr>
-          <w:b/>
-          <w:bCs/>
-          <w:sz w:val="27"/>
-          <w:szCs w:val="27"/>
-          <w:lang w:val="en-CA"/>
-        </w:rPr>
-      </w:pPr>
-      <w:r>
-        <w:rPr>
-          <w:b/>
-          <w:bCs/>
-          <w:sz w:val="27"/>
-          <w:szCs w:val="27"/>
-          <w:lang w:val="en-CA"/>
-        </w:rPr>
-        <w:t>Model Performance</w:t>
-      </w:r>
-    </w:p>
-    <w:p>
-      <w:pPr>
-        <w:spacing w:after="0" w:line="480" w:lineRule="auto"/>
-        <w:ind w:left="0" w:right="0" w:firstLine="0"/>
-        <w:rPr>
-          <w:b/>
-          <w:bCs/>
-          <w:sz w:val="27"/>
-          <w:szCs w:val="27"/>
-          <w:lang w:val="en-CA"/>
-        </w:rPr>
-      </w:pPr>
-    </w:p>
-    <w:p>
-      <w:pPr>
-        <w:spacing w:after="0" w:line="480" w:lineRule="auto"/>
-        <w:ind w:left="720" w:right="0" w:firstLine="0"/>
-        <w:rPr>
-          <w:lang w:val="en-CA"/>
-        </w:rPr>
-      </w:pPr>
-      <w:r>
-        <w:rPr>
-          <w:b/>
-          <w:bCs/>
-          <w:lang w:val="en-CA"/>
-        </w:rPr>
-        <w:t>H1:</w:t>
-      </w:r>
-      <w:r>
-        <w:rPr>
-          <w:lang w:val="en-CA"/>
-        </w:rPr>
-        <w:t xml:space="preserve"> Tree-based machine learning models outperform logistic regression in predicting machine failure using the AI4I 2020 dataset.</w:t>
-      </w:r>
-    </w:p>
-    <w:p>
-      <w:pPr>
-        <w:spacing w:after="0" w:line="480" w:lineRule="auto"/>
-        <w:ind w:left="720" w:right="0" w:firstLine="0"/>
-        <w:rPr>
-          <w:lang w:val="en-CA"/>
-        </w:rPr>
-      </w:pPr>
-      <w:r>
-        <w:rPr>
-          <w:b/>
-          <w:bCs/>
-          <w:lang w:val="en-CA"/>
-        </w:rPr>
-        <w:t>H0:</w:t>
-      </w:r>
-      <w:r>
-        <w:rPr>
-          <w:lang w:val="en-CA"/>
-        </w:rPr>
-        <w:t xml:space="preserve"> Tree-based machine learning models do not show a statistically significant difference in performance compared to logistic regression.</w:t>
-      </w:r>
-    </w:p>
-    <w:p>
-      <w:pPr>
-        <w:spacing w:after="0" w:line="480" w:lineRule="auto"/>
-        <w:ind w:left="0" w:right="0" w:firstLine="0"/>
-        <w:rPr>
-          <w:lang w:val="en-CA"/>
-        </w:rPr>
-      </w:pPr>
+        <w:contextualSpacing/>
+        <w:rPr>
+          <w:lang w:val="en-CA"/>
+        </w:rPr>
+      </w:pPr>
+      <w:r>
+        <w:rPr>
+          <w:lang w:val="en-CA"/>
+        </w:rPr>
+        <w:t>H0: Ensemble models do not demonstrate statistically significant improvement over logistic regression or deep learning models.</w:t>
+      </w:r>
       <w:r>
         <w:rPr>
           <w:lang w:val="en-CA"/>
@@ -1203,9 +1105,9 @@
     </w:p>
     <w:p>
       <w:pPr>
-        <w:spacing w:after="0" w:line="259" w:lineRule="auto"/>
+        <w:spacing w:after="0" w:line="360" w:lineRule="auto"/>
         <w:ind w:left="0" w:right="0" w:firstLine="0"/>
-        <w:jc w:val="left"/>
+        <w:contextualSpacing/>
         <w:rPr>
           <w:lang w:val="en-CA"/>
         </w:rPr>
@@ -1214,82 +1116,416 @@
     <w:p>
       <w:pPr>
         <w:pStyle w:val="Heading1"/>
-        <w:rPr>
-          <w:lang w:val="en-CA"/>
-        </w:rPr>
-      </w:pPr>
-      <w:r>
-        <w:rPr>
-          <w:lang w:val="en-CA"/>
-        </w:rPr>
-        <w:t xml:space="preserve">Proposed Data Sources  </w:t>
-      </w:r>
-    </w:p>
-    <w:p>
-      <w:pPr>
-        <w:spacing w:after="510"/>
-        <w:ind w:left="-5" w:right="50"/>
-        <w:rPr>
-          <w:lang w:val="en-CA"/>
-        </w:rPr>
-      </w:pPr>
-      <w:r>
-        <w:rPr>
-          <w:lang w:val="en-CA"/>
-        </w:rPr>
-        <w:t xml:space="preserve">The AI4I 2020 Predictive Maintenance Dataset, which was acquired from Kaggle, will be used in this research. In addition to a binary indicator of machine failure, the dataset contains about 10,000 records of machine operating conditions, including temperature, rotational speed, torque, tool wear and product type. The data is a perfect starting point for this research because it is publicly accessible, well-structured and suitable for supervised machine learning and predictive analytics. </w:t>
+        <w:spacing w:line="360" w:lineRule="auto"/>
+        <w:contextualSpacing/>
+        <w:jc w:val="center"/>
+      </w:pPr>
+      <w:r>
+        <w:rPr>
+          <w:lang w:val="en-CA"/>
+        </w:rPr>
+        <w:t>Proposed Data Sources</w:t>
       </w:r>
     </w:p>
     <w:p>
       <w:pPr>
         <w:pStyle w:val="Heading1"/>
+        <w:spacing w:line="360" w:lineRule="auto"/>
+        <w:contextualSpacing/>
+        <w:rPr>
+          <w:b w:val="0"/>
+          <w:sz w:val="24"/>
+          <w:lang w:val="en-CA"/>
+        </w:rPr>
+      </w:pPr>
+      <w:r>
+        <w:rPr>
+          <w:b w:val="0"/>
+          <w:sz w:val="24"/>
+          <w:lang w:val="en-CA"/>
+        </w:rPr>
+        <w:t>This research uses the AI4I 2020 Predictive Maintenance Dataset obtained from Kaggle. The dataset contains approximately 10,000 observations of machine operating conditions, including:</w:t>
+      </w:r>
+    </w:p>
+    <w:p>
+      <w:pPr>
+        <w:pStyle w:val="Heading1"/>
+        <w:numPr>
+          <w:ilvl w:val="0"/>
+          <w:numId w:val="6"/>
+        </w:numPr>
+        <w:spacing w:line="360" w:lineRule="auto"/>
+        <w:contextualSpacing/>
+        <w:rPr>
+          <w:b w:val="0"/>
+          <w:sz w:val="24"/>
+          <w:lang w:val="en-CA"/>
+        </w:rPr>
+      </w:pPr>
+      <w:r>
+        <w:rPr>
+          <w:b w:val="0"/>
+          <w:sz w:val="24"/>
+          <w:lang w:val="en-CA"/>
+        </w:rPr>
+        <w:t>air temperature</w:t>
+      </w:r>
+    </w:p>
+    <w:p>
+      <w:pPr>
+        <w:pStyle w:val="Heading1"/>
+        <w:numPr>
+          <w:ilvl w:val="0"/>
+          <w:numId w:val="6"/>
+        </w:numPr>
+        <w:spacing w:line="360" w:lineRule="auto"/>
+        <w:contextualSpacing/>
+        <w:rPr>
+          <w:b w:val="0"/>
+          <w:sz w:val="24"/>
+          <w:lang w:val="en-CA"/>
+        </w:rPr>
+      </w:pPr>
+      <w:r>
+        <w:rPr>
+          <w:b w:val="0"/>
+          <w:sz w:val="24"/>
+          <w:lang w:val="en-CA"/>
+        </w:rPr>
+        <w:t>process temperature</w:t>
+      </w:r>
+    </w:p>
+    <w:p>
+      <w:pPr>
+        <w:pStyle w:val="Heading1"/>
+        <w:numPr>
+          <w:ilvl w:val="0"/>
+          <w:numId w:val="6"/>
+        </w:numPr>
+        <w:spacing w:line="360" w:lineRule="auto"/>
+        <w:contextualSpacing/>
+        <w:rPr>
+          <w:b w:val="0"/>
+          <w:sz w:val="24"/>
+          <w:lang w:val="en-CA"/>
+        </w:rPr>
+      </w:pPr>
+      <w:r>
+        <w:rPr>
+          <w:b w:val="0"/>
+          <w:sz w:val="24"/>
+          <w:lang w:val="en-CA"/>
+        </w:rPr>
+        <w:t>rotational speed</w:t>
+      </w:r>
+    </w:p>
+    <w:p>
+      <w:pPr>
+        <w:pStyle w:val="Heading1"/>
+        <w:numPr>
+          <w:ilvl w:val="0"/>
+          <w:numId w:val="6"/>
+        </w:numPr>
+        <w:spacing w:line="360" w:lineRule="auto"/>
+        <w:contextualSpacing/>
+        <w:rPr>
+          <w:b w:val="0"/>
+          <w:sz w:val="24"/>
+          <w:lang w:val="en-CA"/>
+        </w:rPr>
+      </w:pPr>
+      <w:r>
+        <w:rPr>
+          <w:b w:val="0"/>
+          <w:sz w:val="24"/>
+          <w:lang w:val="en-CA"/>
+        </w:rPr>
+        <w:t>torque</w:t>
+      </w:r>
+    </w:p>
+    <w:p>
+      <w:pPr>
+        <w:pStyle w:val="Heading1"/>
+        <w:numPr>
+          <w:ilvl w:val="0"/>
+          <w:numId w:val="6"/>
+        </w:numPr>
+        <w:spacing w:line="360" w:lineRule="auto"/>
+        <w:contextualSpacing/>
+        <w:rPr>
+          <w:b w:val="0"/>
+          <w:sz w:val="24"/>
+          <w:lang w:val="en-CA"/>
+        </w:rPr>
+      </w:pPr>
+      <w:r>
+        <w:rPr>
+          <w:b w:val="0"/>
+          <w:sz w:val="24"/>
+          <w:lang w:val="en-CA"/>
+        </w:rPr>
+        <w:t>tool wear</w:t>
+      </w:r>
+    </w:p>
+    <w:p>
+      <w:pPr>
+        <w:pStyle w:val="Heading1"/>
+        <w:numPr>
+          <w:ilvl w:val="0"/>
+          <w:numId w:val="6"/>
+        </w:numPr>
+        <w:spacing w:line="360" w:lineRule="auto"/>
+        <w:contextualSpacing/>
+        <w:rPr>
+          <w:b w:val="0"/>
+          <w:sz w:val="24"/>
+          <w:lang w:val="en-CA"/>
+        </w:rPr>
+      </w:pPr>
+      <w:r>
+        <w:rPr>
+          <w:b w:val="0"/>
+          <w:sz w:val="24"/>
+          <w:lang w:val="en-CA"/>
+        </w:rPr>
+        <w:t>product type</w:t>
+      </w:r>
+    </w:p>
+    <w:p>
+      <w:pPr>
+        <w:pStyle w:val="Heading1"/>
+        <w:numPr>
+          <w:ilvl w:val="0"/>
+          <w:numId w:val="6"/>
+        </w:numPr>
+        <w:spacing w:line="360" w:lineRule="auto"/>
+        <w:contextualSpacing/>
+        <w:rPr>
+          <w:b w:val="0"/>
+          <w:sz w:val="24"/>
+          <w:lang w:val="en-CA"/>
+        </w:rPr>
+      </w:pPr>
+      <w:r>
+        <w:rPr>
+          <w:b w:val="0"/>
+          <w:sz w:val="24"/>
+          <w:lang w:val="en-CA"/>
+        </w:rPr>
+        <w:t>machine failure indicator</w:t>
+      </w:r>
+    </w:p>
+    <w:p>
+      <w:pPr>
+        <w:pStyle w:val="Heading1"/>
+        <w:spacing w:line="360" w:lineRule="auto"/>
         <w:ind w:right="62"/>
-        <w:rPr>
-          <w:lang w:val="en-CA"/>
-        </w:rPr>
-      </w:pPr>
-      <w:r>
-        <w:rPr>
-          <w:lang w:val="en-CA"/>
-        </w:rPr>
-        <w:t xml:space="preserve">Intended Outcome </w:t>
-      </w:r>
-    </w:p>
-    <w:p>
-      <w:pPr>
-        <w:spacing w:after="1"/>
-        <w:ind w:left="-5" w:right="50"/>
-        <w:rPr>
-          <w:lang w:val="en-CA"/>
-        </w:rPr>
-      </w:pPr>
-      <w:r>
-        <w:rPr>
-          <w:lang w:val="en-CA"/>
-        </w:rPr>
-        <w:t xml:space="preserve">The creation of a trustworthy prediction model that can recognize high-risk machine failure scenarios prior to malfunctions is the project's desired result. The research will identify the most significant causes of failures and offer precise, fact-based suggestions for setting maintenance priorities.  </w:t>
-      </w:r>
-    </w:p>
-    <w:p>
-      <w:pPr>
-        <w:spacing w:after="191"/>
-        <w:ind w:left="-5" w:right="50"/>
-        <w:rPr>
-          <w:lang w:val="en-CA"/>
-        </w:rPr>
-      </w:pPr>
-      <w:r>
-        <w:rPr>
-          <w:lang w:val="en-CA"/>
-        </w:rPr>
-        <w:t xml:space="preserve">These insights can help industrial planners, operations teams, and maintenance managers implement proactive maintenance strategies, minimize unscheduled downtime and make better use of the resources at their disposal. All things considered, the study shows how data analytics may be a useful tool for making decisions in contemporary industrial settings. </w:t>
-      </w:r>
-    </w:p>
-    <w:p>
-      <w:pPr>
-        <w:spacing w:after="0" w:line="259" w:lineRule="auto"/>
+        <w:contextualSpacing/>
+        <w:rPr>
+          <w:b w:val="0"/>
+          <w:sz w:val="24"/>
+          <w:lang w:val="en-CA"/>
+        </w:rPr>
+      </w:pPr>
+      <w:r>
+        <w:rPr>
+          <w:b w:val="0"/>
+          <w:sz w:val="24"/>
+          <w:lang w:val="en-CA"/>
+        </w:rPr>
+        <w:t>The dataset is well-structured, publicly available, and suitable for supervised machine learning, ensemble modeling, and predictive maintenance research.</w:t>
+      </w:r>
+    </w:p>
+    <w:p>
+      <w:pPr>
+        <w:pStyle w:val="Heading1"/>
+        <w:spacing w:line="360" w:lineRule="auto"/>
+        <w:ind w:right="62"/>
+        <w:contextualSpacing/>
+        <w:jc w:val="center"/>
+        <w:rPr>
+          <w:lang w:val="en-CA"/>
+        </w:rPr>
+      </w:pPr>
+    </w:p>
+    <w:p>
+      <w:pPr>
+        <w:pStyle w:val="Heading1"/>
+        <w:spacing w:line="360" w:lineRule="auto"/>
+        <w:ind w:right="62"/>
+        <w:contextualSpacing/>
+        <w:jc w:val="center"/>
+        <w:rPr>
+          <w:lang w:val="en-CA"/>
+        </w:rPr>
+      </w:pPr>
+      <w:r>
+        <w:rPr>
+          <w:lang w:val="en-CA"/>
+        </w:rPr>
+        <w:t>Intended Outcome</w:t>
+      </w:r>
+    </w:p>
+    <w:p>
+      <w:pPr>
+        <w:spacing w:after="0" w:line="360" w:lineRule="auto"/>
         <w:ind w:left="0" w:right="0" w:firstLine="0"/>
-        <w:jc w:val="left"/>
+        <w:contextualSpacing/>
+        <w:rPr>
+          <w:lang w:val="en-CA"/>
+        </w:rPr>
+      </w:pPr>
+      <w:r>
+        <w:rPr>
+          <w:lang w:val="en-CA"/>
+        </w:rPr>
+        <w:t>The intended outcome of this project is the development of a reliable and interpretable predictive maintenance system capable of identifying high-risk machine conditions before failures occur.</w:t>
+      </w:r>
+    </w:p>
+    <w:p>
+      <w:pPr>
+        <w:spacing w:after="0" w:line="360" w:lineRule="auto"/>
+        <w:ind w:left="0" w:right="0" w:firstLine="0"/>
+        <w:contextualSpacing/>
+        <w:rPr>
+          <w:lang w:val="en-CA"/>
+        </w:rPr>
+      </w:pPr>
+      <w:r>
+        <w:rPr>
+          <w:lang w:val="en-CA"/>
+        </w:rPr>
+        <w:t>The project will:</w:t>
+      </w:r>
+    </w:p>
+    <w:p>
+      <w:pPr>
+        <w:pStyle w:val="ListParagraph"/>
+        <w:numPr>
+          <w:ilvl w:val="0"/>
+          <w:numId w:val="7"/>
+        </w:numPr>
+        <w:spacing w:after="0" w:line="360" w:lineRule="auto"/>
+        <w:ind w:right="0"/>
+        <w:rPr>
+          <w:lang w:val="en-CA"/>
+        </w:rPr>
+      </w:pPr>
+      <w:r>
+        <w:rPr>
+          <w:lang w:val="en-CA"/>
+        </w:rPr>
+        <w:t>produce a high-performing ensemble model optimized for recall-sensitive environments</w:t>
+      </w:r>
+    </w:p>
+    <w:p>
+      <w:pPr>
+        <w:pStyle w:val="ListParagraph"/>
+        <w:numPr>
+          <w:ilvl w:val="0"/>
+          <w:numId w:val="7"/>
+        </w:numPr>
+        <w:spacing w:after="0" w:line="360" w:lineRule="auto"/>
+        <w:ind w:right="0"/>
+        <w:rPr>
+          <w:lang w:val="en-CA"/>
+        </w:rPr>
+      </w:pPr>
+      <w:r>
+        <w:rPr>
+          <w:lang w:val="en-CA"/>
+        </w:rPr>
+        <w:t>benchmark deep learning performance against classical methods</w:t>
+      </w:r>
+    </w:p>
+    <w:p>
+      <w:pPr>
+        <w:pStyle w:val="ListParagraph"/>
+        <w:numPr>
+          <w:ilvl w:val="0"/>
+          <w:numId w:val="7"/>
+        </w:numPr>
+        <w:spacing w:after="0" w:line="360" w:lineRule="auto"/>
+        <w:ind w:right="0"/>
+        <w:rPr>
+          <w:lang w:val="en-CA"/>
+        </w:rPr>
+      </w:pPr>
+      <w:r>
+        <w:rPr>
+          <w:lang w:val="en-CA"/>
+        </w:rPr>
+        <w:t>provide SHAP-based explanations of failure drivers</w:t>
+      </w:r>
+    </w:p>
+    <w:p>
+      <w:pPr>
+        <w:pStyle w:val="ListParagraph"/>
+        <w:numPr>
+          <w:ilvl w:val="0"/>
+          <w:numId w:val="7"/>
+        </w:numPr>
+        <w:spacing w:after="0" w:line="360" w:lineRule="auto"/>
+        <w:ind w:right="0"/>
+        <w:rPr>
+          <w:lang w:val="en-CA"/>
+        </w:rPr>
+      </w:pPr>
+      <w:r>
+        <w:rPr>
+          <w:lang w:val="en-CA"/>
+        </w:rPr>
+        <w:t>deliver an interactive dashboard for real-time risk monitoring</w:t>
+      </w:r>
+    </w:p>
+    <w:p>
+      <w:pPr>
+        <w:spacing w:after="0" w:line="360" w:lineRule="auto"/>
+        <w:ind w:left="0" w:right="0" w:firstLine="0"/>
+        <w:contextualSpacing/>
+        <w:rPr>
+          <w:lang w:val="en-CA"/>
+        </w:rPr>
+      </w:pPr>
+      <w:r>
+        <w:rPr>
+          <w:lang w:val="en-CA"/>
+        </w:rPr>
+        <w:lastRenderedPageBreak/>
+        <w:t>These outputs will support maintenance planners, operations managers, and industrial engineers in implementing proactive maintenance strategies, reducing unplanned downtime, and improving resource utilization.</w:t>
+      </w:r>
+    </w:p>
+    <w:p>
+      <w:pPr>
+        <w:spacing w:after="0" w:line="360" w:lineRule="auto"/>
+        <w:ind w:left="0" w:right="0" w:firstLine="0"/>
+        <w:contextualSpacing/>
+        <w:rPr>
+          <w:lang w:val="en-CA"/>
+        </w:rPr>
+      </w:pPr>
+    </w:p>
+    <w:p>
+      <w:pPr>
+        <w:spacing w:after="0" w:line="360" w:lineRule="auto"/>
+        <w:ind w:left="0" w:right="0" w:firstLine="0"/>
+        <w:contextualSpacing/>
+        <w:rPr>
+          <w:lang w:val="en-CA"/>
+        </w:rPr>
+      </w:pPr>
+      <w:r>
+        <w:rPr>
+          <w:lang w:val="en-CA"/>
+        </w:rPr>
+        <w:t>Overall, the study demonstrates how advanced analytics and explainable machine learning can enhance decision-making in modern Industry 4.0 environments.</w:t>
+      </w:r>
+    </w:p>
+    <w:p>
+      <w:pPr>
+        <w:spacing w:after="0" w:line="360" w:lineRule="auto"/>
+        <w:ind w:left="0" w:right="0" w:firstLine="0"/>
+        <w:contextualSpacing/>
         <w:rPr>
           <w:lang w:val="en-CA"/>
         </w:rPr>
@@ -1318,31 +1554,26 @@
     <w:p>
       <w:pPr>
         <w:pStyle w:val="Heading1"/>
+        <w:spacing w:line="360" w:lineRule="auto"/>
         <w:ind w:right="58"/>
-        <w:rPr>
-          <w:lang w:val="en-CA"/>
-        </w:rPr>
-      </w:pPr>
-      <w:r>
-        <w:rPr>
-          <w:lang w:val="en-CA"/>
-        </w:rPr>
-        <w:lastRenderedPageBreak/>
+        <w:contextualSpacing/>
+        <w:jc w:val="center"/>
+        <w:rPr>
+          <w:lang w:val="en-CA"/>
+        </w:rPr>
+      </w:pPr>
+      <w:r>
+        <w:rPr>
+          <w:lang w:val="en-CA"/>
+        </w:rPr>
         <w:t>References</w:t>
       </w:r>
-      <w:r>
-        <w:rPr>
-          <w:sz w:val="24"/>
-          <w:lang w:val="en-CA"/>
-        </w:rPr>
-        <w:t xml:space="preserve"> </w:t>
-      </w:r>
-    </w:p>
-    <w:p>
-      <w:pPr>
-        <w:spacing w:after="252" w:line="259" w:lineRule="auto"/>
+    </w:p>
+    <w:p>
+      <w:pPr>
+        <w:spacing w:after="252" w:line="360" w:lineRule="auto"/>
         <w:ind w:left="-5" w:right="0"/>
-        <w:jc w:val="left"/>
+        <w:contextualSpacing/>
         <w:rPr>
           <w:lang w:val="en-CA"/>
         </w:rPr>
@@ -1357,9 +1588,9 @@
     </w:p>
     <w:p>
       <w:pPr>
-        <w:spacing w:after="252" w:line="259" w:lineRule="auto"/>
+        <w:spacing w:after="252" w:line="360" w:lineRule="auto"/>
         <w:ind w:left="-5" w:right="0"/>
-        <w:jc w:val="left"/>
+        <w:contextualSpacing/>
       </w:pPr>
       <w:r>
         <w:rPr>
@@ -1368,76 +1599,68 @@
         </w:rPr>
         <w:t xml:space="preserve">Mobley, R. K. (2002). An introduction to predictive maintenance (2nd ed.). </w:t>
       </w:r>
-      <w:proofErr w:type="spellStart"/>
       <w:r>
         <w:rPr>
           <w:i/>
         </w:rPr>
-        <w:t>Butterworth</w:t>
-      </w:r>
-      <w:proofErr w:type="spellEnd"/>
+        <w:t>Butterworth-</w:t>
+      </w:r>
+    </w:p>
+    <w:p>
+      <w:pPr>
+        <w:spacing w:after="252" w:line="360" w:lineRule="auto"/>
+        <w:ind w:left="730" w:right="0"/>
+        <w:contextualSpacing/>
+      </w:pPr>
       <w:r>
         <w:rPr>
           <w:i/>
         </w:rPr>
-        <w:t>-</w:t>
-      </w:r>
-    </w:p>
-    <w:p>
-      <w:pPr>
-        <w:spacing w:after="252" w:line="259" w:lineRule="auto"/>
+        <w:t xml:space="preserve">Heinemann. </w:t>
+      </w:r>
+    </w:p>
+    <w:p>
+      <w:pPr>
+        <w:spacing w:after="252" w:line="360" w:lineRule="auto"/>
+        <w:ind w:left="-5" w:right="0"/>
+        <w:contextualSpacing/>
+      </w:pPr>
+      <w:r>
+        <w:rPr>
+          <w:i/>
+        </w:rPr>
+        <w:t xml:space="preserve">Zonta, T., da Costa, C. A., da Rosa Righi, R., de Lima, M. J., da Trindade, E. S., &amp; Li, G. P. </w:t>
+      </w:r>
+    </w:p>
+    <w:p>
+      <w:pPr>
+        <w:spacing w:after="252" w:line="360" w:lineRule="auto"/>
         <w:ind w:left="730" w:right="0"/>
-        <w:jc w:val="left"/>
+        <w:contextualSpacing/>
+        <w:rPr>
+          <w:lang w:val="en-CA"/>
+        </w:rPr>
       </w:pPr>
       <w:r>
         <w:rPr>
           <w:i/>
-        </w:rPr>
-        <w:t xml:space="preserve">Heinemann. </w:t>
-      </w:r>
-    </w:p>
-    <w:p>
-      <w:pPr>
-        <w:spacing w:after="252" w:line="259" w:lineRule="auto"/>
-        <w:ind w:left="-5" w:right="0"/>
-        <w:jc w:val="left"/>
+          <w:lang w:val="en-CA"/>
+        </w:rPr>
+        <w:t xml:space="preserve">(2020). Predictive maintenance in the industry 4.0: A systematic literature review. </w:t>
+      </w:r>
+    </w:p>
+    <w:p>
+      <w:pPr>
+        <w:spacing w:after="252" w:line="360" w:lineRule="auto"/>
+        <w:ind w:left="730" w:right="0"/>
+        <w:contextualSpacing/>
+        <w:rPr>
+          <w:lang w:val="en-CA"/>
+        </w:rPr>
       </w:pPr>
       <w:r>
         <w:rPr>
           <w:i/>
-        </w:rPr>
-        <w:t xml:space="preserve">Zonta, T., da Costa, C. A., da Rosa Righi, R., de Lima, M. J., da Trindade, E. S., &amp; Li, G. P. </w:t>
-      </w:r>
-    </w:p>
-    <w:p>
-      <w:pPr>
-        <w:spacing w:after="252" w:line="259" w:lineRule="auto"/>
-        <w:ind w:left="730" w:right="0"/>
-        <w:jc w:val="left"/>
-        <w:rPr>
-          <w:lang w:val="en-CA"/>
-        </w:rPr>
-      </w:pPr>
-      <w:r>
-        <w:rPr>
-          <w:i/>
-          <w:lang w:val="en-CA"/>
-        </w:rPr>
-        <w:t xml:space="preserve">(2020). Predictive maintenance in the industry 4.0: A systematic literature review. </w:t>
-      </w:r>
-    </w:p>
-    <w:p>
-      <w:pPr>
-        <w:spacing w:after="252" w:line="259" w:lineRule="auto"/>
-        <w:ind w:left="730" w:right="0"/>
-        <w:jc w:val="left"/>
-        <w:rPr>
-          <w:lang w:val="en-CA"/>
-        </w:rPr>
-      </w:pPr>
-      <w:r>
-        <w:rPr>
-          <w:i/>
           <w:lang w:val="en-CA"/>
         </w:rPr>
         <w:t xml:space="preserve">Computers &amp; industrial engineering, 150, 106889. </w:t>
@@ -1445,9 +1668,9 @@
     </w:p>
     <w:p>
       <w:pPr>
-        <w:spacing w:after="251" w:line="259" w:lineRule="auto"/>
+        <w:spacing w:after="251" w:line="360" w:lineRule="auto"/>
         <w:ind w:left="715" w:right="0"/>
-        <w:jc w:val="left"/>
+        <w:contextualSpacing/>
         <w:rPr>
           <w:lang w:val="en-CA"/>
         </w:rPr>
@@ -1475,9 +1698,9 @@
     </w:p>
     <w:p>
       <w:pPr>
-        <w:spacing w:after="0"/>
+        <w:spacing w:after="0" w:line="360" w:lineRule="auto"/>
         <w:ind w:left="705" w:right="0" w:hanging="720"/>
-        <w:jc w:val="left"/>
+        <w:contextualSpacing/>
       </w:pPr>
       <w:r>
         <w:rPr>
@@ -1492,40 +1715,18 @@
         </w:rPr>
         <w:t xml:space="preserve">A systematic literature review of machine learning methods applied to predictive maintenance. </w:t>
       </w:r>
-      <w:proofErr w:type="spellStart"/>
       <w:r>
         <w:rPr>
           <w:i/>
         </w:rPr>
-        <w:t>Computers</w:t>
-      </w:r>
-      <w:proofErr w:type="spellEnd"/>
-      <w:r>
-        <w:rPr>
-          <w:i/>
-        </w:rPr>
-        <w:t xml:space="preserve"> &amp; industrial </w:t>
-      </w:r>
-      <w:proofErr w:type="spellStart"/>
-      <w:r>
-        <w:rPr>
-          <w:i/>
-        </w:rPr>
-        <w:t>engineering</w:t>
-      </w:r>
-      <w:proofErr w:type="spellEnd"/>
-      <w:r>
-        <w:rPr>
-          <w:i/>
-        </w:rPr>
-        <w:t xml:space="preserve">, 137, 106024. </w:t>
-      </w:r>
-    </w:p>
-    <w:p>
-      <w:pPr>
-        <w:spacing w:after="251" w:line="259" w:lineRule="auto"/>
+        <w:t xml:space="preserve">Computers &amp; industrial engineering, 137, 106024. </w:t>
+      </w:r>
+    </w:p>
+    <w:p>
+      <w:pPr>
+        <w:spacing w:after="251" w:line="360" w:lineRule="auto"/>
         <w:ind w:left="715" w:right="0"/>
-        <w:jc w:val="left"/>
+        <w:contextualSpacing/>
       </w:pPr>
       <w:hyperlink r:id="rId10">
         <w:r>
@@ -2042,6 +2243,119 @@
     </w:lvl>
   </w:abstractNum>
   <w:abstractNum w:abstractNumId="2" w15:restartNumberingAfterBreak="0">
+    <w:nsid w:val="2AED7488"/>
+    <w:multiLevelType w:val="hybridMultilevel"/>
+    <w:tmpl w:val="8D9C42C0"/>
+    <w:lvl w:ilvl="0" w:tplc="04090001">
+      <w:start w:val="1"/>
+      <w:numFmt w:val="bullet"/>
+      <w:lvlText w:val=""/>
+      <w:lvlJc w:val="left"/>
+      <w:pPr>
+        <w:ind w:left="720" w:hanging="360"/>
+      </w:pPr>
+      <w:rPr>
+        <w:rFonts w:ascii="Symbol" w:hAnsi="Symbol" w:hint="default"/>
+      </w:rPr>
+    </w:lvl>
+    <w:lvl w:ilvl="1" w:tplc="04090003" w:tentative="1">
+      <w:start w:val="1"/>
+      <w:numFmt w:val="bullet"/>
+      <w:lvlText w:val="o"/>
+      <w:lvlJc w:val="left"/>
+      <w:pPr>
+        <w:ind w:left="1440" w:hanging="360"/>
+      </w:pPr>
+      <w:rPr>
+        <w:rFonts w:ascii="Courier New" w:hAnsi="Courier New" w:cs="Courier New" w:hint="default"/>
+      </w:rPr>
+    </w:lvl>
+    <w:lvl w:ilvl="2" w:tplc="04090005" w:tentative="1">
+      <w:start w:val="1"/>
+      <w:numFmt w:val="bullet"/>
+      <w:lvlText w:val=""/>
+      <w:lvlJc w:val="left"/>
+      <w:pPr>
+        <w:ind w:left="2160" w:hanging="360"/>
+      </w:pPr>
+      <w:rPr>
+        <w:rFonts w:ascii="Wingdings" w:hAnsi="Wingdings" w:hint="default"/>
+      </w:rPr>
+    </w:lvl>
+    <w:lvl w:ilvl="3" w:tplc="04090001" w:tentative="1">
+      <w:start w:val="1"/>
+      <w:numFmt w:val="bullet"/>
+      <w:lvlText w:val=""/>
+      <w:lvlJc w:val="left"/>
+      <w:pPr>
+        <w:ind w:left="2880" w:hanging="360"/>
+      </w:pPr>
+      <w:rPr>
+        <w:rFonts w:ascii="Symbol" w:hAnsi="Symbol" w:hint="default"/>
+      </w:rPr>
+    </w:lvl>
+    <w:lvl w:ilvl="4" w:tplc="04090003" w:tentative="1">
+      <w:start w:val="1"/>
+      <w:numFmt w:val="bullet"/>
+      <w:lvlText w:val="o"/>
+      <w:lvlJc w:val="left"/>
+      <w:pPr>
+        <w:ind w:left="3600" w:hanging="360"/>
+      </w:pPr>
+      <w:rPr>
+        <w:rFonts w:ascii="Courier New" w:hAnsi="Courier New" w:cs="Courier New" w:hint="default"/>
+      </w:rPr>
+    </w:lvl>
+    <w:lvl w:ilvl="5" w:tplc="04090005" w:tentative="1">
+      <w:start w:val="1"/>
+      <w:numFmt w:val="bullet"/>
+      <w:lvlText w:val=""/>
+      <w:lvlJc w:val="left"/>
+      <w:pPr>
+        <w:ind w:left="4320" w:hanging="360"/>
+      </w:pPr>
+      <w:rPr>
+        <w:rFonts w:ascii="Wingdings" w:hAnsi="Wingdings" w:hint="default"/>
+      </w:rPr>
+    </w:lvl>
+    <w:lvl w:ilvl="6" w:tplc="04090001" w:tentative="1">
+      <w:start w:val="1"/>
+      <w:numFmt w:val="bullet"/>
+      <w:lvlText w:val=""/>
+      <w:lvlJc w:val="left"/>
+      <w:pPr>
+        <w:ind w:left="5040" w:hanging="360"/>
+      </w:pPr>
+      <w:rPr>
+        <w:rFonts w:ascii="Symbol" w:hAnsi="Symbol" w:hint="default"/>
+      </w:rPr>
+    </w:lvl>
+    <w:lvl w:ilvl="7" w:tplc="04090003" w:tentative="1">
+      <w:start w:val="1"/>
+      <w:numFmt w:val="bullet"/>
+      <w:lvlText w:val="o"/>
+      <w:lvlJc w:val="left"/>
+      <w:pPr>
+        <w:ind w:left="5760" w:hanging="360"/>
+      </w:pPr>
+      <w:rPr>
+        <w:rFonts w:ascii="Courier New" w:hAnsi="Courier New" w:cs="Courier New" w:hint="default"/>
+      </w:rPr>
+    </w:lvl>
+    <w:lvl w:ilvl="8" w:tplc="04090005" w:tentative="1">
+      <w:start w:val="1"/>
+      <w:numFmt w:val="bullet"/>
+      <w:lvlText w:val=""/>
+      <w:lvlJc w:val="left"/>
+      <w:pPr>
+        <w:ind w:left="6480" w:hanging="360"/>
+      </w:pPr>
+      <w:rPr>
+        <w:rFonts w:ascii="Wingdings" w:hAnsi="Wingdings" w:hint="default"/>
+      </w:rPr>
+    </w:lvl>
+  </w:abstractNum>
+  <w:abstractNum w:abstractNumId="3" w15:restartNumberingAfterBreak="0">
     <w:nsid w:val="36215CEB"/>
     <w:multiLevelType w:val="multilevel"/>
     <w:tmpl w:val="EB4C5078"/>
@@ -2190,7 +2504,7 @@
       </w:rPr>
     </w:lvl>
   </w:abstractNum>
-  <w:abstractNum w:abstractNumId="3" w15:restartNumberingAfterBreak="0">
+  <w:abstractNum w:abstractNumId="4" w15:restartNumberingAfterBreak="0">
     <w:nsid w:val="6ECA1446"/>
     <w:multiLevelType w:val="hybridMultilevel"/>
     <w:tmpl w:val="BC2691D0"/>
@@ -2402,17 +2716,288 @@
       </w:rPr>
     </w:lvl>
   </w:abstractNum>
+  <w:abstractNum w:abstractNumId="5" w15:restartNumberingAfterBreak="0">
+    <w:nsid w:val="798A7DD1"/>
+    <w:multiLevelType w:val="multilevel"/>
+    <w:tmpl w:val="00307B10"/>
+    <w:lvl w:ilvl="0">
+      <w:start w:val="1"/>
+      <w:numFmt w:val="bullet"/>
+      <w:lvlText w:val=""/>
+      <w:lvlJc w:val="left"/>
+      <w:pPr>
+        <w:tabs>
+          <w:tab w:val="num" w:pos="720"/>
+        </w:tabs>
+        <w:ind w:left="720" w:hanging="360"/>
+      </w:pPr>
+      <w:rPr>
+        <w:rFonts w:ascii="Symbol" w:hAnsi="Symbol" w:hint="default"/>
+        <w:sz w:val="20"/>
+      </w:rPr>
+    </w:lvl>
+    <w:lvl w:ilvl="1" w:tentative="1">
+      <w:start w:val="1"/>
+      <w:numFmt w:val="bullet"/>
+      <w:lvlText w:val="o"/>
+      <w:lvlJc w:val="left"/>
+      <w:pPr>
+        <w:tabs>
+          <w:tab w:val="num" w:pos="1440"/>
+        </w:tabs>
+        <w:ind w:left="1440" w:hanging="360"/>
+      </w:pPr>
+      <w:rPr>
+        <w:rFonts w:ascii="Courier New" w:hAnsi="Courier New" w:hint="default"/>
+        <w:sz w:val="20"/>
+      </w:rPr>
+    </w:lvl>
+    <w:lvl w:ilvl="2" w:tentative="1">
+      <w:start w:val="1"/>
+      <w:numFmt w:val="bullet"/>
+      <w:lvlText w:val=""/>
+      <w:lvlJc w:val="left"/>
+      <w:pPr>
+        <w:tabs>
+          <w:tab w:val="num" w:pos="2160"/>
+        </w:tabs>
+        <w:ind w:left="2160" w:hanging="360"/>
+      </w:pPr>
+      <w:rPr>
+        <w:rFonts w:ascii="Wingdings" w:hAnsi="Wingdings" w:hint="default"/>
+        <w:sz w:val="20"/>
+      </w:rPr>
+    </w:lvl>
+    <w:lvl w:ilvl="3" w:tentative="1">
+      <w:start w:val="1"/>
+      <w:numFmt w:val="bullet"/>
+      <w:lvlText w:val=""/>
+      <w:lvlJc w:val="left"/>
+      <w:pPr>
+        <w:tabs>
+          <w:tab w:val="num" w:pos="2880"/>
+        </w:tabs>
+        <w:ind w:left="2880" w:hanging="360"/>
+      </w:pPr>
+      <w:rPr>
+        <w:rFonts w:ascii="Wingdings" w:hAnsi="Wingdings" w:hint="default"/>
+        <w:sz w:val="20"/>
+      </w:rPr>
+    </w:lvl>
+    <w:lvl w:ilvl="4" w:tentative="1">
+      <w:start w:val="1"/>
+      <w:numFmt w:val="bullet"/>
+      <w:lvlText w:val=""/>
+      <w:lvlJc w:val="left"/>
+      <w:pPr>
+        <w:tabs>
+          <w:tab w:val="num" w:pos="3600"/>
+        </w:tabs>
+        <w:ind w:left="3600" w:hanging="360"/>
+      </w:pPr>
+      <w:rPr>
+        <w:rFonts w:ascii="Wingdings" w:hAnsi="Wingdings" w:hint="default"/>
+        <w:sz w:val="20"/>
+      </w:rPr>
+    </w:lvl>
+    <w:lvl w:ilvl="5" w:tentative="1">
+      <w:start w:val="1"/>
+      <w:numFmt w:val="bullet"/>
+      <w:lvlText w:val=""/>
+      <w:lvlJc w:val="left"/>
+      <w:pPr>
+        <w:tabs>
+          <w:tab w:val="num" w:pos="4320"/>
+        </w:tabs>
+        <w:ind w:left="4320" w:hanging="360"/>
+      </w:pPr>
+      <w:rPr>
+        <w:rFonts w:ascii="Wingdings" w:hAnsi="Wingdings" w:hint="default"/>
+        <w:sz w:val="20"/>
+      </w:rPr>
+    </w:lvl>
+    <w:lvl w:ilvl="6" w:tentative="1">
+      <w:start w:val="1"/>
+      <w:numFmt w:val="bullet"/>
+      <w:lvlText w:val=""/>
+      <w:lvlJc w:val="left"/>
+      <w:pPr>
+        <w:tabs>
+          <w:tab w:val="num" w:pos="5040"/>
+        </w:tabs>
+        <w:ind w:left="5040" w:hanging="360"/>
+      </w:pPr>
+      <w:rPr>
+        <w:rFonts w:ascii="Wingdings" w:hAnsi="Wingdings" w:hint="default"/>
+        <w:sz w:val="20"/>
+      </w:rPr>
+    </w:lvl>
+    <w:lvl w:ilvl="7" w:tentative="1">
+      <w:start w:val="1"/>
+      <w:numFmt w:val="bullet"/>
+      <w:lvlText w:val=""/>
+      <w:lvlJc w:val="left"/>
+      <w:pPr>
+        <w:tabs>
+          <w:tab w:val="num" w:pos="5760"/>
+        </w:tabs>
+        <w:ind w:left="5760" w:hanging="360"/>
+      </w:pPr>
+      <w:rPr>
+        <w:rFonts w:ascii="Wingdings" w:hAnsi="Wingdings" w:hint="default"/>
+        <w:sz w:val="20"/>
+      </w:rPr>
+    </w:lvl>
+    <w:lvl w:ilvl="8" w:tentative="1">
+      <w:start w:val="1"/>
+      <w:numFmt w:val="bullet"/>
+      <w:lvlText w:val=""/>
+      <w:lvlJc w:val="left"/>
+      <w:pPr>
+        <w:tabs>
+          <w:tab w:val="num" w:pos="6480"/>
+        </w:tabs>
+        <w:ind w:left="6480" w:hanging="360"/>
+      </w:pPr>
+      <w:rPr>
+        <w:rFonts w:ascii="Wingdings" w:hAnsi="Wingdings" w:hint="default"/>
+        <w:sz w:val="20"/>
+      </w:rPr>
+    </w:lvl>
+  </w:abstractNum>
+  <w:abstractNum w:abstractNumId="6" w15:restartNumberingAfterBreak="0">
+    <w:nsid w:val="7FEB3BB1"/>
+    <w:multiLevelType w:val="hybridMultilevel"/>
+    <w:tmpl w:val="89FAA6D8"/>
+    <w:lvl w:ilvl="0" w:tplc="04090001">
+      <w:start w:val="1"/>
+      <w:numFmt w:val="bullet"/>
+      <w:lvlText w:val=""/>
+      <w:lvlJc w:val="left"/>
+      <w:pPr>
+        <w:ind w:left="720" w:hanging="360"/>
+      </w:pPr>
+      <w:rPr>
+        <w:rFonts w:ascii="Symbol" w:hAnsi="Symbol" w:hint="default"/>
+      </w:rPr>
+    </w:lvl>
+    <w:lvl w:ilvl="1" w:tplc="04090003" w:tentative="1">
+      <w:start w:val="1"/>
+      <w:numFmt w:val="bullet"/>
+      <w:lvlText w:val="o"/>
+      <w:lvlJc w:val="left"/>
+      <w:pPr>
+        <w:ind w:left="1440" w:hanging="360"/>
+      </w:pPr>
+      <w:rPr>
+        <w:rFonts w:ascii="Courier New" w:hAnsi="Courier New" w:cs="Courier New" w:hint="default"/>
+      </w:rPr>
+    </w:lvl>
+    <w:lvl w:ilvl="2" w:tplc="04090005" w:tentative="1">
+      <w:start w:val="1"/>
+      <w:numFmt w:val="bullet"/>
+      <w:lvlText w:val=""/>
+      <w:lvlJc w:val="left"/>
+      <w:pPr>
+        <w:ind w:left="2160" w:hanging="360"/>
+      </w:pPr>
+      <w:rPr>
+        <w:rFonts w:ascii="Wingdings" w:hAnsi="Wingdings" w:hint="default"/>
+      </w:rPr>
+    </w:lvl>
+    <w:lvl w:ilvl="3" w:tplc="04090001" w:tentative="1">
+      <w:start w:val="1"/>
+      <w:numFmt w:val="bullet"/>
+      <w:lvlText w:val=""/>
+      <w:lvlJc w:val="left"/>
+      <w:pPr>
+        <w:ind w:left="2880" w:hanging="360"/>
+      </w:pPr>
+      <w:rPr>
+        <w:rFonts w:ascii="Symbol" w:hAnsi="Symbol" w:hint="default"/>
+      </w:rPr>
+    </w:lvl>
+    <w:lvl w:ilvl="4" w:tplc="04090003" w:tentative="1">
+      <w:start w:val="1"/>
+      <w:numFmt w:val="bullet"/>
+      <w:lvlText w:val="o"/>
+      <w:lvlJc w:val="left"/>
+      <w:pPr>
+        <w:ind w:left="3600" w:hanging="360"/>
+      </w:pPr>
+      <w:rPr>
+        <w:rFonts w:ascii="Courier New" w:hAnsi="Courier New" w:cs="Courier New" w:hint="default"/>
+      </w:rPr>
+    </w:lvl>
+    <w:lvl w:ilvl="5" w:tplc="04090005" w:tentative="1">
+      <w:start w:val="1"/>
+      <w:numFmt w:val="bullet"/>
+      <w:lvlText w:val=""/>
+      <w:lvlJc w:val="left"/>
+      <w:pPr>
+        <w:ind w:left="4320" w:hanging="360"/>
+      </w:pPr>
+      <w:rPr>
+        <w:rFonts w:ascii="Wingdings" w:hAnsi="Wingdings" w:hint="default"/>
+      </w:rPr>
+    </w:lvl>
+    <w:lvl w:ilvl="6" w:tplc="04090001" w:tentative="1">
+      <w:start w:val="1"/>
+      <w:numFmt w:val="bullet"/>
+      <w:lvlText w:val=""/>
+      <w:lvlJc w:val="left"/>
+      <w:pPr>
+        <w:ind w:left="5040" w:hanging="360"/>
+      </w:pPr>
+      <w:rPr>
+        <w:rFonts w:ascii="Symbol" w:hAnsi="Symbol" w:hint="default"/>
+      </w:rPr>
+    </w:lvl>
+    <w:lvl w:ilvl="7" w:tplc="04090003" w:tentative="1">
+      <w:start w:val="1"/>
+      <w:numFmt w:val="bullet"/>
+      <w:lvlText w:val="o"/>
+      <w:lvlJc w:val="left"/>
+      <w:pPr>
+        <w:ind w:left="5760" w:hanging="360"/>
+      </w:pPr>
+      <w:rPr>
+        <w:rFonts w:ascii="Courier New" w:hAnsi="Courier New" w:cs="Courier New" w:hint="default"/>
+      </w:rPr>
+    </w:lvl>
+    <w:lvl w:ilvl="8" w:tplc="04090005" w:tentative="1">
+      <w:start w:val="1"/>
+      <w:numFmt w:val="bullet"/>
+      <w:lvlText w:val=""/>
+      <w:lvlJc w:val="left"/>
+      <w:pPr>
+        <w:ind w:left="6480" w:hanging="360"/>
+      </w:pPr>
+      <w:rPr>
+        <w:rFonts w:ascii="Wingdings" w:hAnsi="Wingdings" w:hint="default"/>
+      </w:rPr>
+    </w:lvl>
+  </w:abstractNum>
   <w:num w:numId="1" w16cid:durableId="1004624771">
-    <w:abstractNumId w:val="3"/>
+    <w:abstractNumId w:val="4"/>
   </w:num>
   <w:num w:numId="2" w16cid:durableId="1757941491">
     <w:abstractNumId w:val="0"/>
   </w:num>
   <w:num w:numId="3" w16cid:durableId="803276207">
-    <w:abstractNumId w:val="2"/>
+    <w:abstractNumId w:val="3"/>
   </w:num>
   <w:num w:numId="4" w16cid:durableId="361051397">
     <w:abstractNumId w:val="1"/>
+  </w:num>
+  <w:num w:numId="5" w16cid:durableId="1267074867">
+    <w:abstractNumId w:val="5"/>
+  </w:num>
+  <w:num w:numId="6" w16cid:durableId="229770634">
+    <w:abstractNumId w:val="2"/>
+  </w:num>
+  <w:num w:numId="7" w16cid:durableId="323557433">
+    <w:abstractNumId w:val="6"/>
   </w:num>
 </w:numbering>
 </file>
@@ -2833,12 +3418,13 @@
     <w:link w:val="Heading1Char"/>
     <w:uiPriority w:val="9"/>
     <w:qFormat/>
+    <w:rsid w:val="00F83EA9"/>
     <w:pPr>
       <w:keepNext/>
       <w:keepLines/>
       <w:spacing w:after="349" w:line="259" w:lineRule="auto"/>
       <w:ind w:left="10" w:right="60" w:hanging="10"/>
-      <w:jc w:val="center"/>
+      <w:jc w:val="both"/>
       <w:outlineLvl w:val="0"/>
     </w:pPr>
     <w:rPr>
@@ -2898,6 +3484,8 @@
   <w:style w:type="character" w:customStyle="1" w:styleId="Heading1Char">
     <w:name w:val="Heading 1 Char"/>
     <w:link w:val="Heading1"/>
+    <w:uiPriority w:val="9"/>
+    <w:rsid w:val="00F83EA9"/>
     <w:rPr>
       <w:rFonts w:ascii="Times New Roman" w:eastAsia="Times New Roman" w:hAnsi="Times New Roman" w:cs="Times New Roman"/>
       <w:b/>
@@ -2957,6 +3545,17 @@
       <w:rFonts w:ascii="Times New Roman" w:eastAsia="Times New Roman" w:hAnsi="Times New Roman" w:cs="Times New Roman"/>
       <w:color w:val="000000"/>
     </w:rPr>
+  </w:style>
+  <w:style w:type="paragraph" w:styleId="ListParagraph">
+    <w:name w:val="List Paragraph"/>
+    <w:basedOn w:val="Normal"/>
+    <w:uiPriority w:val="34"/>
+    <w:qFormat/>
+    <w:rsid w:val="00F83EA9"/>
+    <w:pPr>
+      <w:ind w:left="720"/>
+      <w:contextualSpacing/>
+    </w:pPr>
   </w:style>
 </w:styles>
 </file>
